--- a/LLM_and_Enterprise_RAG_Bootcamp/Weekly_Quizzes/Week_01_Quiz_Solution.docx
+++ b/LLM_and_Enterprise_RAG_Bootcamp/Weekly_Quizzes/Week_01_Quiz_Solution.docx
@@ -12,7 +12,7 @@
           <w:color w:val="1E2761"/>
           <w:sz w:val="44"/>
         </w:rPr>
-        <w:t>Week 1 Quiz — Answer Key</w:t>
+        <w:t>Week 1 Quiz: Answer Key</w:t>
       </w:r>
     </w:p>
     <w:p>
@@ -32,7 +32,7 @@
           <w:color w:val="333333"/>
           <w:sz w:val="22"/>
         </w:rPr>
-        <w:t>Tuesday 8:30 to 10:00 AM PST | 30 minutes | 60 points | Instructor: Pavan R</w:t>
+        <w:t>Tuesday 8:30 to 10:00 AM PT | 30 minutes | 60 points | Instructor: Pavan R</w:t>
       </w:r>
     </w:p>
     <w:p>
@@ -901,7 +901,7 @@
           <w:color w:val="333333"/>
           <w:sz w:val="22"/>
         </w:rPr>
-        <w:t>Model answers reviewed live in the Tuesday quiz session.</w:t>
+        <w:t>Model answer: Dense retrieval embeds query and document into a shared vector space where proximity reflects meaning learned during training. Two texts about the same concept land near each other even with zero lexical overlap, so the match happens in semantic space. BM25 scores only term overlap, so it returns nothing useful when the vocabulary differs.</w:t>
       </w:r>
     </w:p>
     <w:p>
@@ -920,7 +920,7 @@
           <w:color w:val="333333"/>
           <w:sz w:val="22"/>
         </w:rPr>
-        <w:t>Model answers reviewed live in the Tuesday quiz session.</w:t>
+        <w:t>Model answer: Build both indexes on the same 50M vectors and measure the five numbers: build time, RAM footprint, recall@10 against brute-force ground truth on a 1K-query sample, query throughput at target concurrency, and update cost. Sweep ef_search for HNSW and nprobe for IVF to plot recall against latency. Pick the index that meets the recall target inside the latency and memory budgets on production-shaped queries.</w:t>
       </w:r>
     </w:p>
     <w:p>
@@ -939,10 +939,11 @@
           <w:color w:val="333333"/>
           <w:sz w:val="22"/>
         </w:rPr>
-        <w:t>Model answers reviewed live in the Tuesday quiz session.</w:t>
+        <w:t>Model answer: Example: document classification. An encoder (BERT family) fits because the task needs a strong contextual representation of the full input and no generation. A decoder pays for autoregressive machinery the task never uses, and an encoder-decoder adds cross-attention cost that only earns its keep on sequence-to-sequence outputs like translation or summarization.</w:t>
       </w:r>
     </w:p>
     <w:sectPr>
+      <w:footerReference w:type="default" r:id="rId9"/>
       <w:pgSz w:w="12240" w:h="15840"/>
       <w:pgMar w:top="1152" w:right="1296" w:bottom="1152" w:left="1296" w:header="720" w:footer="720" w:gutter="0"/>
       <w:cols w:space="720"/>
@@ -950,6 +951,25 @@
     </w:sectPr>
   </w:body>
 </w:document>
+</file>
+
+<file path=word/footer1.xml><?xml version="1.0" encoding="utf-8"?>
+<w:ftr xmlns:m="http://schemas.openxmlformats.org/officeDocument/2006/math" xmlns:mc="http://schemas.openxmlformats.org/markup-compatibility/2006" xmlns:mo="http://schemas.microsoft.com/office/mac/office/2008/main" xmlns:mv="urn:schemas-microsoft-com:mac:vml" xmlns:o="urn:schemas-microsoft-com:office:office" xmlns:r="http://schemas.openxmlformats.org/officeDocument/2006/relationships" xmlns:v="urn:schemas-microsoft-com:vml" xmlns:w10="urn:schemas-microsoft-com:office:word" xmlns:w14="http://schemas.microsoft.com/office/word/2010/wordml" xmlns:w="http://schemas.openxmlformats.org/wordprocessingml/2006/main" xmlns:wne="http://schemas.microsoft.com/office/word/2006/wordml" xmlns:wp14="http://schemas.microsoft.com/office/word/2010/wordprocessingDrawing" xmlns:wp="http://schemas.openxmlformats.org/drawingml/2006/wordprocessingDrawing" xmlns:wpc="http://schemas.microsoft.com/office/word/2010/wordprocessingCanvas" xmlns:wpg="http://schemas.microsoft.com/office/word/2010/wordprocessingGroup" xmlns:wpi="http://schemas.microsoft.com/office/word/2010/wordprocessingInk" xmlns:wps="http://schemas.microsoft.com/office/word/2010/wordprocessingShape" mc:Ignorable="w14 wp14">
+  <w:p>
+    <w:pPr>
+      <w:pStyle w:val="Footer"/>
+      <w:jc w:val="center"/>
+    </w:pPr>
+    <w:r>
+      <w:rPr>
+        <w:rFonts w:ascii="Calibri" w:hAnsi="Calibri"/>
+        <w:color w:val="333333"/>
+        <w:sz w:val="18"/>
+      </w:rPr>
+      <w:t>© 2026 Proxiant Academy | info@proxiant.com | proxiant.ai/training</w:t>
+    </w:r>
+  </w:p>
+</w:ftr>
 </file>
 
 <file path=word/numbering.xml><?xml version="1.0" encoding="utf-8"?>
